--- a/public/fun/forms/이력서_인테리어시공·설계_9_포트폴리오형.docx
+++ b/public/fun/forms/이력서_인테리어시공·설계_9_포트폴리오형.docx
@@ -561,7 +561,7 @@
           <w:color w:val="521E2B"/>
           <w:sz w:val="22"/>
         </w:rPr>
-        <w:t>면허 · 자격</w:t>
+        <w:t>학력 · 교육</w:t>
       </w:r>
     </w:p>
     <w:tbl>
@@ -609,7 +609,7 @@
                 <w:color w:val="521E2B"/>
                 <w:sz w:val="21"/>
               </w:rPr>
-              <w:t>면허 · 자격명</w:t>
+              <w:t>학교 / 기관</w:t>
             </w:r>
             <w:r>
               <w:rPr>
@@ -617,7 +617,7 @@
                 <w:sz w:val="18"/>
               </w:rPr>
               <w:tab/>
-              <w:t>취득일</w:t>
+              <w:t>기 간</w:t>
             </w:r>
           </w:p>
           <w:p>
@@ -630,7 +630,7 @@
                 <w:color w:val="A9B0B8"/>
                 <w:sz w:val="18"/>
               </w:rPr>
-              <w:t>발급 기관 · 번 호</w:t>
+              <w:t>내 용</w:t>
             </w:r>
           </w:p>
         </w:tc>
@@ -686,7 +686,7 @@
                 <w:color w:val="521E2B"/>
                 <w:sz w:val="21"/>
               </w:rPr>
-              <w:t>면허 · 자격명</w:t>
+              <w:t>학교 / 기관</w:t>
             </w:r>
             <w:r>
               <w:rPr>
@@ -694,7 +694,7 @@
                 <w:sz w:val="18"/>
               </w:rPr>
               <w:tab/>
-              <w:t>취득일</w:t>
+              <w:t>기 간</w:t>
             </w:r>
           </w:p>
           <w:p>
@@ -707,7 +707,7 @@
                 <w:color w:val="A9B0B8"/>
                 <w:sz w:val="18"/>
               </w:rPr>
-              <w:t>발급 기관 · 번 호</w:t>
+              <w:t>내 용</w:t>
             </w:r>
           </w:p>
         </w:tc>
@@ -763,7 +763,7 @@
                 <w:color w:val="521E2B"/>
                 <w:sz w:val="21"/>
               </w:rPr>
-              <w:t>면허 · 자격명</w:t>
+              <w:t>학교 / 기관</w:t>
             </w:r>
             <w:r>
               <w:rPr>
@@ -771,7 +771,7 @@
                 <w:sz w:val="18"/>
               </w:rPr>
               <w:tab/>
-              <w:t>취득일</w:t>
+              <w:t>기 간</w:t>
             </w:r>
           </w:p>
           <w:p>
@@ -784,7 +784,7 @@
                 <w:color w:val="A9B0B8"/>
                 <w:sz w:val="18"/>
               </w:rPr>
-              <w:t>발급 기관 · 번 호</w:t>
+              <w:t>내 용</w:t>
             </w:r>
           </w:p>
         </w:tc>
@@ -1250,7 +1250,7 @@
           <w:color w:val="521E2B"/>
           <w:sz w:val="22"/>
         </w:rPr>
-        <w:t>학력 · 교육</w:t>
+        <w:t>면허 · 자격</w:t>
       </w:r>
     </w:p>
     <w:tbl>
@@ -1298,7 +1298,7 @@
                 <w:color w:val="521E2B"/>
                 <w:sz w:val="21"/>
               </w:rPr>
-              <w:t>학교 / 기관</w:t>
+              <w:t>면허 · 자격명</w:t>
             </w:r>
             <w:r>
               <w:rPr>
@@ -1306,7 +1306,7 @@
                 <w:sz w:val="18"/>
               </w:rPr>
               <w:tab/>
-              <w:t>기 간</w:t>
+              <w:t>취득일</w:t>
             </w:r>
           </w:p>
           <w:p>
@@ -1319,7 +1319,7 @@
                 <w:color w:val="A9B0B8"/>
                 <w:sz w:val="18"/>
               </w:rPr>
-              <w:t>내 용</w:t>
+              <w:t>발급 기관 · 번 호</w:t>
             </w:r>
           </w:p>
         </w:tc>
@@ -1375,7 +1375,7 @@
                 <w:color w:val="521E2B"/>
                 <w:sz w:val="21"/>
               </w:rPr>
-              <w:t>학교 / 기관</w:t>
+              <w:t>면허 · 자격명</w:t>
             </w:r>
             <w:r>
               <w:rPr>
@@ -1383,7 +1383,7 @@
                 <w:sz w:val="18"/>
               </w:rPr>
               <w:tab/>
-              <w:t>기 간</w:t>
+              <w:t>취득일</w:t>
             </w:r>
           </w:p>
           <w:p>
@@ -1396,7 +1396,7 @@
                 <w:color w:val="A9B0B8"/>
                 <w:sz w:val="18"/>
               </w:rPr>
-              <w:t>내 용</w:t>
+              <w:t>발급 기관 · 번 호</w:t>
             </w:r>
           </w:p>
         </w:tc>
@@ -1452,7 +1452,7 @@
                 <w:color w:val="521E2B"/>
                 <w:sz w:val="21"/>
               </w:rPr>
-              <w:t>학교 / 기관</w:t>
+              <w:t>면허 · 자격명</w:t>
             </w:r>
             <w:r>
               <w:rPr>
@@ -1460,7 +1460,7 @@
                 <w:sz w:val="18"/>
               </w:rPr>
               <w:tab/>
-              <w:t>기 간</w:t>
+              <w:t>취득일</w:t>
             </w:r>
           </w:p>
           <w:p>
@@ -1473,7 +1473,7 @@
                 <w:color w:val="A9B0B8"/>
                 <w:sz w:val="18"/>
               </w:rPr>
-              <w:t>내 용</w:t>
+              <w:t>발급 기관 · 번 호</w:t>
             </w:r>
           </w:p>
         </w:tc>

--- a/public/fun/forms/이력서_인테리어시공·설계_9_포트폴리오형.docx
+++ b/public/fun/forms/이력서_인테리어시공·설계_9_포트폴리오형.docx
@@ -1747,7 +1747,7 @@
                 <w:color w:val="873B4E"/>
                 <w:sz w:val="19"/>
               </w:rPr>
-              <w:t>2021~현재 · ○○인테리어 · 상가 리모델링 28건 · 평균 공기 준수율 96%, 하자 접수 −35%</w:t>
+              <w:t>기간 입력 · ○○인테리어 · 상가 리모델링 28건 · 평균 공기 준수율 96%, 하자 접수 −35%</w:t>
             </w:r>
           </w:p>
         </w:tc>
